--- a/project/report/peer-review-worksheet.docx
+++ b/project/report/peer-review-worksheet.docx
@@ -290,7 +290,11 @@
       </w:r>
     </w:p>
     <w:bookmarkEnd w:id="22"/>
-    <w:sectPr/>
+    <w:sectPr>
+      <w:footnotePr>
+        <w:numRestart w:val="eachSect"/>
+      </w:footnotePr>
+    </w:sectPr>
   </w:body>
 </w:document>
 </file>
@@ -462,8 +466,6 @@
     </w:pPr>
     <w:rPr>
       <w:rFonts w:asciiTheme="majorHAnsi" w:cstheme="majorBidi" w:eastAsiaTheme="majorEastAsia" w:hAnsiTheme="majorHAnsi"/>
-      <w:spacing w:val="-10"/>
-      <w:kern w:val="28"/>
       <w:sz w:val="56"/>
       <w:szCs w:val="56"/>
     </w:rPr>
@@ -476,8 +478,6 @@
     <w:rsid w:val="00A10FD9"/>
     <w:rPr>
       <w:rFonts w:asciiTheme="majorHAnsi" w:cstheme="majorBidi" w:eastAsiaTheme="majorEastAsia" w:hAnsiTheme="majorHAnsi"/>
-      <w:spacing w:val="-10"/>
-      <w:kern w:val="28"/>
       <w:sz w:val="56"/>
       <w:szCs w:val="56"/>
     </w:rPr>
@@ -518,23 +518,31 @@
   </w:style>
   <w:style w:customStyle="1" w:styleId="Author" w:type="paragraph">
     <w:name w:val="Author"/>
+    <w:basedOn w:val="Title"/>
     <w:next w:val="BodyText"/>
     <w:qFormat/>
     <w:pPr>
       <w:keepNext/>
       <w:keepLines/>
-      <w:jc w:val="center"/>
-    </w:pPr>
+    </w:pPr>
+    <w:rPr>
+      <w:sz w:val="24"/>
+      <w:szCs w:val="24"/>
+    </w:rPr>
   </w:style>
   <w:style w:styleId="Date" w:type="paragraph">
     <w:name w:val="Date"/>
+    <w:basedOn w:val="Title"/>
     <w:next w:val="BodyText"/>
     <w:qFormat/>
     <w:pPr>
       <w:keepNext/>
       <w:keepLines/>
-      <w:jc w:val="center"/>
-    </w:pPr>
+    </w:pPr>
+    <w:rPr>
+      <w:sz w:val="24"/>
+      <w:szCs w:val="24"/>
+    </w:rPr>
   </w:style>
   <w:style w:customStyle="1" w:styleId="AbstractTitle" w:type="paragraph">
     <w:name w:val="Abstract Title"/>

--- a/project/report/peer-review-worksheet.docx
+++ b/project/report/peer-review-worksheet.docx
@@ -10,7 +10,7 @@
         <w:t xml:space="preserve">E80 Project Report Peer Review Worksheet</w:t>
       </w:r>
     </w:p>
-    <w:bookmarkStart w:id="20" w:name="information"/>
+    <w:bookmarkStart w:id="9" w:name="information"/>
     <w:p>
       <w:pPr>
         <w:pStyle w:val="Heading2"/>
@@ -35,8 +35,8 @@
         <w:t xml:space="preserve">The name of the author you are reviewing:</w:t>
       </w:r>
     </w:p>
-    <w:bookmarkEnd w:id="20"/>
-    <w:bookmarkStart w:id="21" w:name="peer-review-instructions"/>
+    <w:bookmarkEnd w:id="9"/>
+    <w:bookmarkStart w:id="10" w:name="peer-review-instructions"/>
     <w:p>
       <w:pPr>
         <w:pStyle w:val="Heading2"/>
@@ -50,49 +50,13 @@
         <w:pStyle w:val="FirstParagraph"/>
       </w:pPr>
       <w:r>
-        <w:t xml:space="preserve">First, turn on</w:t>
+        <w:t xml:space="preserve">First, turn on “track changes” or “suggesting” mode, since you are providing digital feedback (this is mostly to prevent you from accidentally changing the document in an untraceable way).</w:t>
       </w:r>
       <w:r>
         <w:t xml:space="preserve"> </w:t>
       </w:r>
       <w:r>
-        <w:t xml:space="preserve">“track changes”</w:t>
-      </w:r>
-      <w:r>
-        <w:t xml:space="preserve"> </w:t>
-      </w:r>
-      <w:r>
-        <w:t xml:space="preserve">or</w:t>
-      </w:r>
-      <w:r>
-        <w:t xml:space="preserve"> </w:t>
-      </w:r>
-      <w:r>
-        <w:t xml:space="preserve">“suggesting”</w:t>
-      </w:r>
-      <w:r>
-        <w:t xml:space="preserve"> </w:t>
-      </w:r>
-      <w:r>
-        <w:t xml:space="preserve">mode, since you are providing digital feedback (this is mostly to prevent you from accidentally changing the document in an untraceable way).</w:t>
-      </w:r>
-      <w:r>
-        <w:t xml:space="preserve"> </w:t>
-      </w:r>
-      <w:r>
-        <w:t xml:space="preserve">Carefully read through the entire work, inserting comments/questions into the margin using the</w:t>
-      </w:r>
-      <w:r>
-        <w:t xml:space="preserve"> </w:t>
-      </w:r>
-      <w:r>
-        <w:t xml:space="preserve">“Insert Comment”</w:t>
-      </w:r>
-      <w:r>
-        <w:t xml:space="preserve"> </w:t>
-      </w:r>
-      <w:r>
-        <w:t xml:space="preserve">feature on MS Word or Google docs.</w:t>
+        <w:t xml:space="preserve">Carefully read through the entire work, inserting comments/questions into the margin using the “Insert Comment” feature on MS Word or Google docs.</w:t>
       </w:r>
       <w:r>
         <w:t xml:space="preserve"> </w:t>
@@ -265,8 +229,8 @@
         <w:t xml:space="preserve">8. What other comments would you like to add?</w:t>
       </w:r>
     </w:p>
-    <w:bookmarkEnd w:id="21"/>
-    <w:bookmarkStart w:id="22" w:name="acknowledgements"/>
+    <w:bookmarkEnd w:id="10"/>
+    <w:bookmarkStart w:id="11" w:name="acknowledgements"/>
     <w:p>
       <w:pPr>
         <w:pStyle w:val="Heading2"/>
@@ -289,7 +253,7 @@
         <w:t xml:space="preserve">His worksheet was in turn the result of collaborations with colleagues at HMC as well as making use of excellent guidelines and resources from the HMC Writing Center.</w:t>
       </w:r>
     </w:p>
-    <w:bookmarkEnd w:id="22"/>
+    <w:bookmarkEnd w:id="11"/>
     <w:sectPr>
       <w:footnotePr>
         <w:numRestart w:val="eachSect"/>
@@ -411,10 +375,10 @@
   <w:docDefaults>
     <w:rPrDefault>
       <w:rPr>
-        <w:rFonts w:asciiTheme="minorHAnsi" w:cstheme="minorBidi" w:eastAsiaTheme="minorHAnsi" w:hAnsiTheme="minorHAnsi"/>
+        <w:rFonts w:asciiTheme="minorHAnsi" w:cstheme="minorBidi" w:eastAsiaTheme="minorEastAsia" w:hAnsiTheme="minorHAnsi"/>
         <w:sz w:val="24"/>
         <w:szCs w:val="24"/>
-        <w:lang w:bidi="ar-SA" w:eastAsia="en-US" w:val="en-US"/>
+        <w:lang w:bidi="ar-SA" w:eastAsia="zh-CN" w:val="en-US"/>
       </w:rPr>
     </w:rPrDefault>
     <w:pPrDefault>
@@ -955,13 +919,6 @@
       </w:tblCellMar>
     </w:tblPr>
     <w:tblStylePr w:type="firstRow">
-      <w:tblPr>
-        <w:jc w:val="left"/>
-        <w:tblInd w:type="dxa" w:w="0"/>
-      </w:tblPr>
-      <w:trPr>
-        <w:jc w:val="left"/>
-      </w:trPr>
       <w:tcPr>
         <w:tcBorders>
           <w:bottom w:val="single"/>

--- a/project/report/peer-review-worksheet.docx
+++ b/project/report/peer-review-worksheet.docx
@@ -90,7 +90,7 @@
         <w:pStyle w:val="BodyText"/>
       </w:pPr>
       <w:r>
-        <w:t xml:space="preserve">After you complete this form, submit both this form and a copy of the annotated report you reviewed to Canvas</w:t>
+        <w:t xml:space="preserve">After you complete this form, submit both this form and a copy of the annotated report you reviewed to Canvas / Gradescope</w:t>
       </w:r>
       <w:r>
         <w:t xml:space="preserve"> </w:t>
@@ -106,7 +106,7 @@
         <w:t xml:space="preserve"> </w:t>
       </w:r>
       <w:r>
-        <w:t xml:space="preserve">send them to the person who’s work you peer reviewed.</w:t>
+        <w:t xml:space="preserve">send them to the person who’s work you peer reviewed. The two documents (this form, annotated report) can exported as PDFs and compiled as one document.</w:t>
       </w:r>
     </w:p>
     <w:p>
